--- a/implementation.docx
+++ b/implementation.docx
@@ -14,14 +14,30 @@
           <w:b/>
           <w:bCs/>
         </w:rPr>
-        <w:t xml:space="preserve"> IMPLEMENTATION PLAN </w:t>
+        <w:t xml:space="preserve"> IMPLEMENTATION </w:t>
+      </w:r>
+      <w:proofErr w:type="gramStart"/>
+      <w:r>
+        <w:rPr>
+          <w:b/>
+          <w:bCs/>
+        </w:rPr>
+        <w:t xml:space="preserve">PLAN </w:t>
       </w:r>
       <w:r>
         <w:rPr>
           <w:b/>
           <w:bCs/>
         </w:rPr>
-        <w:t xml:space="preserve"> FOR NEXT FEW DAYS </w:t>
+        <w:t xml:space="preserve"> FOR</w:t>
+      </w:r>
+      <w:proofErr w:type="gramEnd"/>
+      <w:r>
+        <w:rPr>
+          <w:b/>
+          <w:bCs/>
+        </w:rPr>
+        <w:t xml:space="preserve"> NEXT FEW DAYS </w:t>
       </w:r>
     </w:p>
     <w:p>
